--- a/docs/PL2 - Thiết kế web Sedbm 2026.docx
+++ b/docs/PL2 - Thiết kế web Sedbm 2026.docx
@@ -186,7 +186,6 @@
         <w:tc>
           <w:tcPr>
             <w:tcW w:w="2886" w:type="dxa"/>
-            <w:shd w:val="clear" w:color="auto" w:fill="FFFF00"/>
           </w:tcPr>
           <w:p>
             <w:pPr>
@@ -260,6 +259,7 @@
         <w:tc>
           <w:tcPr>
             <w:tcW w:w="2327" w:type="dxa"/>
+            <w:shd w:val="clear" w:color="auto" w:fill="FFFF00"/>
           </w:tcPr>
           <w:p>
             <w:pPr>
@@ -271,16 +271,11 @@
               </w:rPr>
             </w:pPr>
             <w:r>
-              <w:rPr>
-                <w:rFonts w:ascii="Times New Roman" w:hAnsi="Times New Roman" w:cs="Times New Roman"/>
-                <w:noProof/>
-                <w:lang w:val="vi-VN" w:eastAsia="vi-VN"/>
-              </w:rPr>
               <w:drawing>
-                <wp:inline distT="0" distB="0" distL="0" distR="0" wp14:anchorId="000CEDED" wp14:editId="0B104B42">
-                  <wp:extent cx="1063081" cy="960699"/>
-                  <wp:effectExtent l="0" t="0" r="3810" b="0"/>
-                  <wp:docPr id="848670625" name="Picture 848670625" descr="Vector Logo] Học Viện Tài Chính - AOF - Download Định Dạng EPS, SVG Cho AI,  Corel » Hải Triều"/>
+                <wp:inline distT="0" distB="0" distL="0" distR="0" wp14:anchorId="790E28D2" wp14:editId="2F40E7FE">
+                  <wp:extent cx="1097280" cy="981075"/>
+                  <wp:effectExtent l="0" t="0" r="7620" b="9525"/>
+                  <wp:docPr id="117602387" name="Picture 158" descr="🌺 HÂN HẠNH GIỚI THIỆU LOGO MỚI CỦA HỌC VIỆN TÀI CHÍNH VÀ ..."/>
                   <wp:cNvGraphicFramePr>
                     <a:graphicFrameLocks xmlns:a="http://schemas.openxmlformats.org/drawingml/2006/main" noChangeAspect="1"/>
                   </wp:cNvGraphicFramePr>
@@ -288,13 +283,13 @@
                     <a:graphicData uri="http://schemas.openxmlformats.org/drawingml/2006/picture">
                       <pic:pic xmlns:pic="http://schemas.openxmlformats.org/drawingml/2006/picture">
                         <pic:nvPicPr>
-                          <pic:cNvPr id="848670625" name="Picture 848670625" descr="Vector Logo] Học Viện Tài Chính - AOF - Download Định Dạng EPS, SVG Cho AI,  Corel » Hải Triều"/>
+                          <pic:cNvPr id="0" name="Picture 6" descr="🌺 HÂN HẠNH GIỚI THIỆU LOGO MỚI CỦA HỌC VIỆN TÀI CHÍNH VÀ ..."/>
                           <pic:cNvPicPr>
                             <a:picLocks noChangeAspect="1" noChangeArrowheads="1"/>
                           </pic:cNvPicPr>
                         </pic:nvPicPr>
                         <pic:blipFill>
-                          <a:blip r:embed="rId8" cstate="print">
+                          <a:blip r:embed="rId8">
                             <a:extLst>
                               <a:ext uri="{28A0092B-C50C-407E-A947-70E740481C1C}">
                                 <a14:useLocalDpi xmlns:a14="http://schemas.microsoft.com/office/drawing/2010/main" val="0"/>
@@ -306,10 +301,10 @@
                             <a:fillRect/>
                           </a:stretch>
                         </pic:blipFill>
-                        <pic:spPr>
+                        <pic:spPr bwMode="auto">
                           <a:xfrm>
                             <a:off x="0" y="0"/>
-                            <a:ext cx="1083694" cy="979327"/>
+                            <a:ext cx="1105587" cy="988502"/>
                           </a:xfrm>
                           <a:prstGeom prst="rect">
                             <a:avLst/>
@@ -2145,17 +2140,26 @@
           <w:color w:val="474747"/>
         </w:rPr>
       </w:pPr>
-      <w:r>
-        <w:rPr>
-          <w:rFonts w:ascii="Times New Roman" w:hAnsi="Times New Roman" w:cs="Times New Roman"/>
-          <w:noProof/>
-          <w:lang w:val="vi-VN" w:eastAsia="vi-VN"/>
-        </w:rPr>
+    </w:p>
+    <w:p>
+      <w:pPr>
+        <w:shd w:val="clear" w:color="auto" w:fill="FFFFFF"/>
+        <w:spacing w:after="0" w:line="288" w:lineRule="auto"/>
+        <w:jc w:val="both"/>
+        <w:rPr>
+          <w:rFonts w:ascii="Times New Roman" w:eastAsia="Times New Roman" w:hAnsi="Times New Roman" w:cs="Times New Roman"/>
+          <w:color w:val="474747"/>
+        </w:rPr>
+      </w:pPr>
+      <w:r>
+        <w:t xml:space="preserve">                                                                                                                    </w:t>
+      </w:r>
+      <w:r>
         <w:drawing>
-          <wp:inline distT="0" distB="0" distL="0" distR="0" wp14:anchorId="25DF3BB3" wp14:editId="000217AD">
-            <wp:extent cx="1816735" cy="1641475"/>
-            <wp:effectExtent l="0" t="0" r="0" b="0"/>
-            <wp:docPr id="1" name="Picture 1" descr="Vector Logo] Học Viện Tài Chính - AOF - Download Định Dạng EPS, SVG Cho AI,  Corel » Hải Triều"/>
+          <wp:inline distT="0" distB="0" distL="0" distR="0" wp14:anchorId="08E84544" wp14:editId="3A521387">
+            <wp:extent cx="1361558" cy="1217365"/>
+            <wp:effectExtent l="0" t="0" r="0" b="1905"/>
+            <wp:docPr id="347672752" name="Picture 158" descr="🌺 HÂN HẠNH GIỚI THIỆU LOGO MỚI CỦA HỌC VIỆN TÀI CHÍNH VÀ ..."/>
             <wp:cNvGraphicFramePr>
               <a:graphicFrameLocks xmlns:a="http://schemas.openxmlformats.org/drawingml/2006/main" noChangeAspect="1"/>
             </wp:cNvGraphicFramePr>
@@ -2163,13 +2167,13 @@
               <a:graphicData uri="http://schemas.openxmlformats.org/drawingml/2006/picture">
                 <pic:pic xmlns:pic="http://schemas.openxmlformats.org/drawingml/2006/picture">
                   <pic:nvPicPr>
-                    <pic:cNvPr id="1" name="Picture 1" descr="Vector Logo] Học Viện Tài Chính - AOF - Download Định Dạng EPS, SVG Cho AI,  Corel » Hải Triều"/>
+                    <pic:cNvPr id="0" name="Picture 6" descr="🌺 HÂN HẠNH GIỚI THIỆU LOGO MỚI CỦA HỌC VIỆN TÀI CHÍNH VÀ ..."/>
                     <pic:cNvPicPr>
                       <a:picLocks noChangeAspect="1" noChangeArrowheads="1"/>
                     </pic:cNvPicPr>
                   </pic:nvPicPr>
                   <pic:blipFill>
-                    <a:blip r:embed="rId18" cstate="print">
+                    <a:blip r:embed="rId8">
                       <a:extLst>
                         <a:ext uri="{28A0092B-C50C-407E-A947-70E740481C1C}">
                           <a14:useLocalDpi xmlns:a14="http://schemas.microsoft.com/office/drawing/2010/main" val="0"/>
@@ -2181,10 +2185,10 @@
                       <a:fillRect/>
                     </a:stretch>
                   </pic:blipFill>
-                  <pic:spPr>
+                  <pic:spPr bwMode="auto">
                     <a:xfrm>
                       <a:off x="0" y="0"/>
-                      <a:ext cx="1836539" cy="1659668"/>
+                      <a:ext cx="1373412" cy="1227964"/>
                     </a:xfrm>
                     <a:prstGeom prst="rect">
                       <a:avLst/>
@@ -2211,6 +2215,164 @@
           <w:color w:val="474747"/>
         </w:rPr>
       </w:pPr>
+      <w:r>
+        <w:rPr>
+          <w:rFonts w:ascii="Times New Roman" w:eastAsia="Times New Roman" w:hAnsi="Times New Roman" w:cs="Times New Roman"/>
+          <w:color w:val="474747"/>
+        </w:rPr>
+        <w:t xml:space="preserve">Founded in 1963, the </w:t>
+      </w:r>
+      <w:r>
+        <w:rPr>
+          <w:rFonts w:ascii="Times New Roman" w:eastAsia="Times New Roman" w:hAnsi="Times New Roman" w:cs="Times New Roman"/>
+          <w:b/>
+          <w:bCs/>
+          <w:color w:val="474747"/>
+        </w:rPr>
+        <w:t>Academy of Finance (AOF)</w:t>
+      </w:r>
+      <w:r>
+        <w:rPr>
+          <w:rFonts w:ascii="Times New Roman" w:eastAsia="Times New Roman" w:hAnsi="Times New Roman" w:cs="Times New Roman"/>
+          <w:color w:val="474747"/>
+        </w:rPr>
+        <w:t xml:space="preserve"> is one of Vietnam’s leading public institutions in higher education and research in economics, finance, accounting, business administration, and related </w:t>
+      </w:r>
+      <w:r>
+        <w:rPr>
+          <w:rFonts w:ascii="Times New Roman" w:eastAsia="Times New Roman" w:hAnsi="Times New Roman" w:cs="Times New Roman"/>
+          <w:b/>
+          <w:bCs/>
+          <w:color w:val="474747"/>
+          <w:lang w:val="en-AU"/>
+        </w:rPr>
+        <w:t>disciplines</w:t>
+      </w:r>
+      <w:r>
+        <w:rPr>
+          <w:rFonts w:ascii="Times New Roman" w:eastAsia="Times New Roman" w:hAnsi="Times New Roman" w:cs="Times New Roman"/>
+          <w:color w:val="474747"/>
+        </w:rPr>
+        <w:t>. With a strong legacy of academic excellence and innovation, AOF has trained over 100,000 bachelors</w:t>
+      </w:r>
+      <w:r>
+        <w:rPr>
+          <w:rFonts w:ascii="Times New Roman" w:eastAsia="Times New Roman" w:hAnsi="Times New Roman" w:cs="Times New Roman"/>
+          <w:color w:val="474747"/>
+        </w:rPr>
+        <w:t xml:space="preserve">’ </w:t>
+      </w:r>
+      <w:r>
+        <w:rPr>
+          <w:rFonts w:ascii="Times New Roman" w:eastAsia="Times New Roman" w:hAnsi="Times New Roman" w:cs="Times New Roman"/>
+          <w:b/>
+          <w:bCs/>
+          <w:color w:val="474747"/>
+          <w:lang w:val="en-AU"/>
+        </w:rPr>
+        <w:t>graduates</w:t>
+      </w:r>
+      <w:r>
+        <w:rPr>
+          <w:rFonts w:ascii="Times New Roman" w:eastAsia="Times New Roman" w:hAnsi="Times New Roman" w:cs="Times New Roman"/>
+          <w:color w:val="474747"/>
+        </w:rPr>
+        <w:t xml:space="preserve">, </w:t>
+      </w:r>
+      <w:r>
+        <w:rPr>
+          <w:rFonts w:ascii="Times New Roman" w:eastAsia="Times New Roman" w:hAnsi="Times New Roman" w:cs="Times New Roman"/>
+          <w:color w:val="474747"/>
+        </w:rPr>
+        <w:t>10</w:t>
+      </w:r>
+      <w:r>
+        <w:rPr>
+          <w:rFonts w:ascii="Times New Roman" w:eastAsia="Times New Roman" w:hAnsi="Times New Roman" w:cs="Times New Roman"/>
+          <w:color w:val="474747"/>
+        </w:rPr>
+        <w:t>,000 masters</w:t>
+      </w:r>
+      <w:r>
+        <w:rPr>
+          <w:rFonts w:ascii="Times New Roman" w:eastAsia="Times New Roman" w:hAnsi="Times New Roman" w:cs="Times New Roman"/>
+          <w:color w:val="474747"/>
+        </w:rPr>
+        <w:t xml:space="preserve">’ </w:t>
+      </w:r>
+      <w:r>
+        <w:rPr>
+          <w:rFonts w:ascii="Times New Roman" w:eastAsia="Times New Roman" w:hAnsi="Times New Roman" w:cs="Times New Roman"/>
+          <w:b/>
+          <w:bCs/>
+          <w:color w:val="474747"/>
+          <w:lang w:val="en-AU"/>
+        </w:rPr>
+        <w:t>degree holders</w:t>
+      </w:r>
+      <w:r>
+        <w:rPr>
+          <w:rFonts w:ascii="Times New Roman" w:eastAsia="Times New Roman" w:hAnsi="Times New Roman" w:cs="Times New Roman"/>
+          <w:color w:val="474747"/>
+        </w:rPr>
+        <w:t xml:space="preserve">, and </w:t>
+      </w:r>
+      <w:r>
+        <w:rPr>
+          <w:rFonts w:ascii="Times New Roman" w:eastAsia="Times New Roman" w:hAnsi="Times New Roman" w:cs="Times New Roman"/>
+          <w:color w:val="474747"/>
+        </w:rPr>
+        <w:t>7</w:t>
+      </w:r>
+      <w:r>
+        <w:rPr>
+          <w:rFonts w:ascii="Times New Roman" w:eastAsia="Times New Roman" w:hAnsi="Times New Roman" w:cs="Times New Roman"/>
+          <w:color w:val="474747"/>
+        </w:rPr>
+        <w:t xml:space="preserve">00 </w:t>
+      </w:r>
+      <w:r>
+        <w:rPr>
+          <w:rFonts w:ascii="Times New Roman" w:eastAsia="Times New Roman" w:hAnsi="Times New Roman" w:cs="Times New Roman"/>
+          <w:b/>
+          <w:bCs/>
+          <w:color w:val="474747"/>
+          <w:lang w:val="en-AU"/>
+        </w:rPr>
+        <w:t>PhD</w:t>
+      </w:r>
+      <w:r>
+        <w:rPr>
+          <w:rFonts w:ascii="Times New Roman" w:eastAsia="Times New Roman" w:hAnsi="Times New Roman" w:cs="Times New Roman"/>
+          <w:b/>
+          <w:bCs/>
+          <w:color w:val="474747"/>
+          <w:lang w:val="en-AU"/>
+        </w:rPr>
+        <w:t xml:space="preserve"> holders</w:t>
+      </w:r>
+      <w:r>
+        <w:rPr>
+          <w:rFonts w:ascii="Times New Roman" w:eastAsia="Times New Roman" w:hAnsi="Times New Roman" w:cs="Times New Roman"/>
+          <w:color w:val="474747"/>
+        </w:rPr>
+        <w:t xml:space="preserve">, many of whom </w:t>
+      </w:r>
+      <w:r>
+        <w:rPr>
+          <w:rFonts w:ascii="Times New Roman" w:eastAsia="Times New Roman" w:hAnsi="Times New Roman" w:cs="Times New Roman"/>
+          <w:color w:val="474747"/>
+          <w:lang w:val="en-AU"/>
+        </w:rPr>
+        <w:t>hold</w:t>
+      </w:r>
+      <w:r>
+        <w:rPr>
+          <w:rFonts w:ascii="Times New Roman" w:eastAsia="Times New Roman" w:hAnsi="Times New Roman" w:cs="Times New Roman"/>
+          <w:color w:val="474747"/>
+        </w:rPr>
+        <w:t xml:space="preserve"> key positions in government, ministries, and businesses across Vietnam.</w:t>
+      </w:r>
     </w:p>
     <w:p>
       <w:pPr>
@@ -2227,23 +2389,7 @@
           <w:rFonts w:ascii="Times New Roman" w:eastAsia="Times New Roman" w:hAnsi="Times New Roman" w:cs="Times New Roman"/>
           <w:color w:val="474747"/>
         </w:rPr>
-        <w:t xml:space="preserve">Founded in 1963, the </w:t>
-      </w:r>
-      <w:r>
-        <w:rPr>
-          <w:rFonts w:ascii="Times New Roman" w:eastAsia="Times New Roman" w:hAnsi="Times New Roman" w:cs="Times New Roman"/>
-          <w:b/>
-          <w:bCs/>
-          <w:color w:val="474747"/>
-        </w:rPr>
-        <w:t>Academy of Finance (AOF)</w:t>
-      </w:r>
-      <w:r>
-        <w:rPr>
-          <w:rFonts w:ascii="Times New Roman" w:eastAsia="Times New Roman" w:hAnsi="Times New Roman" w:cs="Times New Roman"/>
-          <w:color w:val="474747"/>
-        </w:rPr>
-        <w:t xml:space="preserve"> is one of Vietnam’s leading public institutions in higher education and research in economics, finance, accounting, business administration, and related </w:t>
+        <w:t xml:space="preserve">The Academy offers a wide range of undergraduate and postgraduate programs in both full-time and part-time formats, including international and bilingual pathways. AOF is committed to fostering a dynamic learning environment that </w:t>
       </w:r>
       <w:r>
         <w:rPr>
@@ -2253,21 +2399,14 @@
           <w:color w:val="474747"/>
           <w:lang w:val="en-AU"/>
         </w:rPr>
-        <w:t>disciplines</w:t>
+        <w:t xml:space="preserve">integrates a solid </w:t>
       </w:r>
       <w:r>
         <w:rPr>
           <w:rFonts w:ascii="Times New Roman" w:eastAsia="Times New Roman" w:hAnsi="Times New Roman" w:cs="Times New Roman"/>
           <w:color w:val="474747"/>
         </w:rPr>
-        <w:t>. With a strong legacy of academic excellence and innovation, AOF has trained over 100,000 bachelors</w:t>
-      </w:r>
-      <w:r>
-        <w:rPr>
-          <w:rFonts w:ascii="Times New Roman" w:eastAsia="Times New Roman" w:hAnsi="Times New Roman" w:cs="Times New Roman"/>
-          <w:color w:val="474747"/>
-        </w:rPr>
-        <w:t xml:space="preserve">’ </w:t>
+        <w:t xml:space="preserve">theoretical foundation with practical applications, </w:t>
       </w:r>
       <w:r>
         <w:rPr>
@@ -2277,35 +2416,21 @@
           <w:color w:val="474747"/>
           <w:lang w:val="en-AU"/>
         </w:rPr>
-        <w:t>graduates</w:t>
+        <w:t>aligned</w:t>
       </w:r>
       <w:r>
         <w:rPr>
           <w:rFonts w:ascii="Times New Roman" w:eastAsia="Times New Roman" w:hAnsi="Times New Roman" w:cs="Times New Roman"/>
           <w:color w:val="474747"/>
         </w:rPr>
-        <w:t xml:space="preserve">, </w:t>
+        <w:t xml:space="preserve"> </w:t>
       </w:r>
       <w:r>
         <w:rPr>
           <w:rFonts w:ascii="Times New Roman" w:eastAsia="Times New Roman" w:hAnsi="Times New Roman" w:cs="Times New Roman"/>
           <w:color w:val="474747"/>
         </w:rPr>
-        <w:t>10</w:t>
-      </w:r>
-      <w:r>
-        <w:rPr>
-          <w:rFonts w:ascii="Times New Roman" w:eastAsia="Times New Roman" w:hAnsi="Times New Roman" w:cs="Times New Roman"/>
-          <w:color w:val="474747"/>
-        </w:rPr>
-        <w:t>,000 masters</w:t>
-      </w:r>
-      <w:r>
-        <w:rPr>
-          <w:rFonts w:ascii="Times New Roman" w:eastAsia="Times New Roman" w:hAnsi="Times New Roman" w:cs="Times New Roman"/>
-          <w:color w:val="474747"/>
-        </w:rPr>
-        <w:t xml:space="preserve">’ </w:t>
+        <w:t xml:space="preserve">with global standards and the </w:t>
       </w:r>
       <w:r>
         <w:rPr>
@@ -2315,70 +2440,14 @@
           <w:color w:val="474747"/>
           <w:lang w:val="en-AU"/>
         </w:rPr>
-        <w:t>degree holders</w:t>
+        <w:t>evolving</w:t>
       </w:r>
       <w:r>
         <w:rPr>
           <w:rFonts w:ascii="Times New Roman" w:eastAsia="Times New Roman" w:hAnsi="Times New Roman" w:cs="Times New Roman"/>
           <w:color w:val="474747"/>
         </w:rPr>
-        <w:t xml:space="preserve">, and </w:t>
-      </w:r>
-      <w:r>
-        <w:rPr>
-          <w:rFonts w:ascii="Times New Roman" w:eastAsia="Times New Roman" w:hAnsi="Times New Roman" w:cs="Times New Roman"/>
-          <w:color w:val="474747"/>
-        </w:rPr>
-        <w:t>7</w:t>
-      </w:r>
-      <w:r>
-        <w:rPr>
-          <w:rFonts w:ascii="Times New Roman" w:eastAsia="Times New Roman" w:hAnsi="Times New Roman" w:cs="Times New Roman"/>
-          <w:color w:val="474747"/>
-        </w:rPr>
-        <w:t xml:space="preserve">00 </w:t>
-      </w:r>
-      <w:r>
-        <w:rPr>
-          <w:rFonts w:ascii="Times New Roman" w:eastAsia="Times New Roman" w:hAnsi="Times New Roman" w:cs="Times New Roman"/>
-          <w:b/>
-          <w:bCs/>
-          <w:color w:val="474747"/>
-          <w:lang w:val="en-AU"/>
-        </w:rPr>
-        <w:t>PhD</w:t>
-      </w:r>
-      <w:r>
-        <w:rPr>
-          <w:rFonts w:ascii="Times New Roman" w:eastAsia="Times New Roman" w:hAnsi="Times New Roman" w:cs="Times New Roman"/>
-          <w:b/>
-          <w:bCs/>
-          <w:color w:val="474747"/>
-          <w:lang w:val="en-AU"/>
-        </w:rPr>
-        <w:t xml:space="preserve"> holders</w:t>
-      </w:r>
-      <w:r>
-        <w:rPr>
-          <w:rFonts w:ascii="Times New Roman" w:eastAsia="Times New Roman" w:hAnsi="Times New Roman" w:cs="Times New Roman"/>
-          <w:color w:val="474747"/>
-        </w:rPr>
-        <w:t xml:space="preserve">, many of whom </w:t>
-      </w:r>
-      <w:r>
-        <w:rPr>
-          <w:rFonts w:ascii="Times New Roman" w:eastAsia="Times New Roman" w:hAnsi="Times New Roman" w:cs="Times New Roman"/>
-          <w:color w:val="474747"/>
-          <w:lang w:val="en-AU"/>
-        </w:rPr>
-        <w:t>hold</w:t>
-      </w:r>
-      <w:r>
-        <w:rPr>
-          <w:rFonts w:ascii="Times New Roman" w:eastAsia="Times New Roman" w:hAnsi="Times New Roman" w:cs="Times New Roman"/>
-          <w:color w:val="474747"/>
-        </w:rPr>
-        <w:t xml:space="preserve"> key positions in government, ministries, and businesses across Vietnam.</w:t>
+        <w:t xml:space="preserve"> demands of the digital economy.</w:t>
       </w:r>
     </w:p>
     <w:p>
@@ -2391,71 +2460,6 @@
           <w:color w:val="474747"/>
         </w:rPr>
       </w:pPr>
-      <w:r>
-        <w:rPr>
-          <w:rFonts w:ascii="Times New Roman" w:eastAsia="Times New Roman" w:hAnsi="Times New Roman" w:cs="Times New Roman"/>
-          <w:color w:val="474747"/>
-        </w:rPr>
-        <w:t xml:space="preserve">The Academy offers a wide range of undergraduate and postgraduate programs in both full-time and part-time formats, including international and bilingual pathways. AOF is committed to fostering a dynamic learning environment that </w:t>
-      </w:r>
-      <w:r>
-        <w:rPr>
-          <w:rFonts w:ascii="Times New Roman" w:eastAsia="Times New Roman" w:hAnsi="Times New Roman" w:cs="Times New Roman"/>
-          <w:b/>
-          <w:bCs/>
-          <w:color w:val="474747"/>
-          <w:lang w:val="en-AU"/>
-        </w:rPr>
-        <w:t xml:space="preserve">integrates a solid </w:t>
-      </w:r>
-      <w:r>
-        <w:rPr>
-          <w:rFonts w:ascii="Times New Roman" w:eastAsia="Times New Roman" w:hAnsi="Times New Roman" w:cs="Times New Roman"/>
-          <w:color w:val="474747"/>
-        </w:rPr>
-        <w:t xml:space="preserve">theoretical foundation with practical applications, </w:t>
-      </w:r>
-      <w:r>
-        <w:rPr>
-          <w:rFonts w:ascii="Times New Roman" w:eastAsia="Times New Roman" w:hAnsi="Times New Roman" w:cs="Times New Roman"/>
-          <w:b/>
-          <w:bCs/>
-          <w:color w:val="474747"/>
-          <w:lang w:val="en-AU"/>
-        </w:rPr>
-        <w:t>aligned</w:t>
-      </w:r>
-      <w:r>
-        <w:rPr>
-          <w:rFonts w:ascii="Times New Roman" w:eastAsia="Times New Roman" w:hAnsi="Times New Roman" w:cs="Times New Roman"/>
-          <w:color w:val="474747"/>
-        </w:rPr>
-        <w:t xml:space="preserve"> </w:t>
-      </w:r>
-      <w:r>
-        <w:rPr>
-          <w:rFonts w:ascii="Times New Roman" w:eastAsia="Times New Roman" w:hAnsi="Times New Roman" w:cs="Times New Roman"/>
-          <w:color w:val="474747"/>
-        </w:rPr>
-        <w:t xml:space="preserve">with global standards and the </w:t>
-      </w:r>
-      <w:r>
-        <w:rPr>
-          <w:rFonts w:ascii="Times New Roman" w:eastAsia="Times New Roman" w:hAnsi="Times New Roman" w:cs="Times New Roman"/>
-          <w:b/>
-          <w:bCs/>
-          <w:color w:val="474747"/>
-          <w:lang w:val="en-AU"/>
-        </w:rPr>
-        <w:t>evolving</w:t>
-      </w:r>
-      <w:r>
-        <w:rPr>
-          <w:rFonts w:ascii="Times New Roman" w:eastAsia="Times New Roman" w:hAnsi="Times New Roman" w:cs="Times New Roman"/>
-          <w:color w:val="474747"/>
-        </w:rPr>
-        <w:t xml:space="preserve"> demands of the digital economy.</w:t>
-      </w:r>
     </w:p>
     <w:p>
       <w:pPr>
@@ -2467,22 +2471,12 @@
           <w:color w:val="474747"/>
         </w:rPr>
       </w:pPr>
-    </w:p>
-    <w:p>
-      <w:pPr>
-        <w:shd w:val="clear" w:color="auto" w:fill="FFFFFF"/>
-        <w:spacing w:after="0" w:line="288" w:lineRule="auto"/>
-        <w:jc w:val="both"/>
+      <w:r>
         <w:rPr>
           <w:rFonts w:ascii="Times New Roman" w:eastAsia="Times New Roman" w:hAnsi="Times New Roman" w:cs="Times New Roman"/>
           <w:color w:val="474747"/>
         </w:rPr>
-      </w:pPr>
-      <w:r>
-        <w:rPr>
-          <w:rFonts w:ascii="Times New Roman" w:eastAsia="Times New Roman" w:hAnsi="Times New Roman" w:cs="Times New Roman"/>
-          <w:color w:val="474747"/>
-        </w:rPr>
+        <w:lastRenderedPageBreak/>
         <w:t xml:space="preserve">As part of its strategic vision, </w:t>
       </w:r>
       <w:r>
@@ -2795,7 +2789,7 @@
                 <w:szCs w:val="20"/>
               </w:rPr>
               <w:drawing>
-                <wp:inline distT="0" distB="0" distL="0" distR="0" wp14:anchorId="152EAC8B" wp14:editId="71158AD0">
+                <wp:inline distT="0" distB="0" distL="0" distR="0" wp14:anchorId="152EAC8B" wp14:editId="1229C74E">
                   <wp:extent cx="1746011" cy="1752600"/>
                   <wp:effectExtent l="0" t="0" r="6985" b="0"/>
                   <wp:docPr id="2072494520" name="Picture 9"/>
@@ -2812,7 +2806,7 @@
                           </pic:cNvPicPr>
                         </pic:nvPicPr>
                         <pic:blipFill>
-                          <a:blip r:embed="rId19" cstate="print">
+                          <a:blip r:embed="rId18" cstate="print">
                             <a:extLst>
                               <a:ext uri="{28A0092B-C50C-407E-A947-70E740481C1C}">
                                 <a14:useLocalDpi xmlns:a14="http://schemas.microsoft.com/office/drawing/2010/main" val="0"/>
@@ -3541,7 +3535,7 @@
                     </pic:cNvPicPr>
                   </pic:nvPicPr>
                   <pic:blipFill>
-                    <a:blip r:embed="rId20" cstate="print">
+                    <a:blip r:embed="rId19" cstate="print">
                       <a:extLst>
                         <a:ext uri="{28A0092B-C50C-407E-A947-70E740481C1C}">
                           <a14:useLocalDpi xmlns:a14="http://schemas.microsoft.com/office/drawing/2010/main" val="0"/>
@@ -3726,7 +3720,7 @@
                     </pic:cNvPicPr>
                   </pic:nvPicPr>
                   <pic:blipFill>
-                    <a:blip r:embed="rId21" cstate="print">
+                    <a:blip r:embed="rId20" cstate="print">
                       <a:extLst>
                         <a:ext uri="{28A0092B-C50C-407E-A947-70E740481C1C}">
                           <a14:useLocalDpi xmlns:a14="http://schemas.microsoft.com/office/drawing/2010/main" val="0"/>
@@ -3894,7 +3888,7 @@
                     </pic:cNvPicPr>
                   </pic:nvPicPr>
                   <pic:blipFill>
-                    <a:blip r:embed="rId22">
+                    <a:blip r:embed="rId21">
                       <a:extLst>
                         <a:ext uri="{28A0092B-C50C-407E-A947-70E740481C1C}">
                           <a14:useLocalDpi xmlns:a14="http://schemas.microsoft.com/office/drawing/2010/main" val="0"/>
@@ -4386,10 +4380,7 @@
         <w:spacing w:before="0" w:beforeAutospacing="0" w:after="0" w:afterAutospacing="0" w:line="288" w:lineRule="auto"/>
       </w:pPr>
       <w:r>
-        <w:t>Vu Duy Vinh</w:t>
-      </w:r>
-      <w:r>
-        <w:t xml:space="preserve">, Assoc. Prof, PhD, Academy of Finance, </w:t>
+        <w:t xml:space="preserve">Vu Duy Vinh, Assoc. Prof, PhD, Academy of Finance, </w:t>
       </w:r>
       <w:r>
         <w:rPr>
@@ -4405,10 +4396,7 @@
         <w:spacing w:before="0" w:beforeAutospacing="0" w:after="0" w:afterAutospacing="0" w:line="288" w:lineRule="auto"/>
       </w:pPr>
       <w:r>
-        <w:t>Bui Tien Hanh</w:t>
-      </w:r>
-      <w:r>
-        <w:t xml:space="preserve">, PhD, Academy of Finance, </w:t>
+        <w:t xml:space="preserve">Bui Tien Hanh, PhD, Academy of Finance, </w:t>
       </w:r>
       <w:r>
         <w:rPr>
@@ -4424,10 +4412,7 @@
         <w:spacing w:before="0" w:beforeAutospacing="0" w:after="0" w:afterAutospacing="0" w:line="288" w:lineRule="auto"/>
       </w:pPr>
       <w:r>
-        <w:t>Le Xuan Truong</w:t>
-      </w:r>
-      <w:r>
-        <w:t xml:space="preserve">, Assoc. Prof, PhD, Academy of Finance, </w:t>
+        <w:t xml:space="preserve">Le Xuan Truong, Assoc. Prof, PhD, Academy of Finance, </w:t>
       </w:r>
       <w:r>
         <w:rPr>
@@ -4443,10 +4428,7 @@
         <w:spacing w:before="0" w:beforeAutospacing="0" w:after="0" w:afterAutospacing="0" w:line="288" w:lineRule="auto"/>
       </w:pPr>
       <w:r>
-        <w:t>Ha Minh Son</w:t>
-      </w:r>
-      <w:r>
-        <w:t xml:space="preserve">, Assoc. Prof, PhD, Academy of Finance, </w:t>
+        <w:t xml:space="preserve">Ha Minh Son, Assoc. Prof, PhD, Academy of Finance, </w:t>
       </w:r>
       <w:r>
         <w:rPr>
@@ -4600,7 +4582,16 @@
         </w:rPr>
       </w:pPr>
       <w:r>
-        <w:t xml:space="preserve">Ngo Van Lương, PhD, Academy of Finance, </w:t>
+        <w:t xml:space="preserve">Ngo Van </w:t>
+      </w:r>
+      <w:r>
+        <w:rPr>
+          <w:highlight w:val="yellow"/>
+        </w:rPr>
+        <w:t>Luong</w:t>
+      </w:r>
+      <w:r>
+        <w:t xml:space="preserve">, PhD, Academy of Finance, </w:t>
       </w:r>
       <w:r>
         <w:rPr>
@@ -4777,7 +4768,22 @@
           <w:rFonts w:ascii="Times New Roman" w:eastAsia="Times New Roman" w:hAnsi="Times New Roman" w:cs="Times New Roman"/>
           <w:color w:val="444444"/>
         </w:rPr>
-        <w:t xml:space="preserve"> solicits high quality, unpublished and authentic contributions that discusses innovative research ideas and innovation and research challenges. </w:t>
+        <w:t xml:space="preserve"> solicits high quality, unpublished and </w:t>
+      </w:r>
+      <w:r>
+        <w:rPr>
+          <w:rFonts w:ascii="Times New Roman" w:eastAsia="Times New Roman" w:hAnsi="Times New Roman" w:cs="Times New Roman"/>
+          <w:color w:val="444444"/>
+          <w:highlight w:val="yellow"/>
+        </w:rPr>
+        <w:t>original</w:t>
+      </w:r>
+      <w:r>
+        <w:rPr>
+          <w:rFonts w:ascii="Times New Roman" w:eastAsia="Times New Roman" w:hAnsi="Times New Roman" w:cs="Times New Roman"/>
+          <w:color w:val="444444"/>
+        </w:rPr>
+        <w:t xml:space="preserve"> contributions that discusses innovative research ideas and innovation and research challenges. </w:t>
       </w:r>
     </w:p>
     <w:p>
@@ -4952,8 +4958,9 @@
         <w:rPr>
           <w:rFonts w:ascii="Times New Roman" w:eastAsia="Times New Roman" w:hAnsi="Times New Roman" w:cs="Times New Roman"/>
           <w:color w:val="444444"/>
-        </w:rPr>
-        <w:t>Some of our popular areas, not limited to, but as follows are:</w:t>
+          <w:highlight w:val="yellow"/>
+        </w:rPr>
+        <w:t>Topics of interest include, but are not limited to:</w:t>
       </w:r>
     </w:p>
     <w:p>
@@ -5108,7 +5115,7 @@
           <w:shd w:val="clear" w:color="auto" w:fill="FFFFFF"/>
         </w:rPr>
       </w:pPr>
-      <w:hyperlink r:id="rId23" w:history="1">
+      <w:hyperlink r:id="rId22" w:history="1">
         <w:r>
           <w:rPr>
             <w:rStyle w:val="Hyperlink"/>
@@ -5292,8 +5299,9 @@
           <w:rFonts w:eastAsiaTheme="majorEastAsia"/>
           <w:b/>
           <w:bCs/>
-        </w:rPr>
-        <w:t>AUDT</w:t>
+          <w:highlight w:val="yellow"/>
+        </w:rPr>
+        <w:t>AUD</w:t>
       </w:r>
       <w:r>
         <w:rPr>
@@ -5301,6 +5309,27 @@
           <w:rFonts w:eastAsiaTheme="majorEastAsia"/>
           <w:b/>
           <w:bCs/>
+          <w:highlight w:val="yellow"/>
+        </w:rPr>
+        <w:t>I</w:t>
+      </w:r>
+      <w:r>
+        <w:rPr>
+          <w:rStyle w:val="Hyperlink"/>
+          <w:rFonts w:eastAsiaTheme="majorEastAsia"/>
+          <w:b/>
+          <w:bCs/>
+          <w:highlight w:val="yellow"/>
+        </w:rPr>
+        <w:t>T</w:t>
+      </w:r>
+      <w:r>
+        <w:rPr>
+          <w:rStyle w:val="Hyperlink"/>
+          <w:rFonts w:eastAsiaTheme="majorEastAsia"/>
+          <w:b/>
+          <w:bCs/>
+          <w:highlight w:val="yellow"/>
         </w:rPr>
         <w:t>ING</w:t>
       </w:r>
@@ -5412,7 +5441,6 @@
           <w:color w:val="444444"/>
           <w:shd w:val="clear" w:color="auto" w:fill="FFFFFF"/>
         </w:rPr>
-        <w:lastRenderedPageBreak/>
         <w:t>Audit</w:t>
       </w:r>
     </w:p>
@@ -5435,6 +5463,7 @@
           <w:color w:val="444444"/>
           <w:shd w:val="clear" w:color="auto" w:fill="FFFFFF"/>
         </w:rPr>
+        <w:lastRenderedPageBreak/>
         <w:t>Business Data Analytics</w:t>
       </w:r>
     </w:p>
@@ -5624,7 +5653,7 @@
           <w:rFonts w:ascii="Times New Roman" w:hAnsi="Times New Roman" w:cs="Times New Roman"/>
         </w:rPr>
       </w:pPr>
-      <w:hyperlink r:id="rId24" w:history="1">
+      <w:hyperlink r:id="rId23" w:history="1">
         <w:r>
           <w:rPr>
             <w:rStyle w:val="Hyperlink"/>
@@ -5793,7 +5822,7 @@
         </w:rPr>
         <w:t xml:space="preserve">A paper refers to a fully developed manuscript on a scholarly topic. The paper's format follows the guidelines set by Springer Nature Publishing: </w:t>
       </w:r>
-      <w:hyperlink r:id="rId25" w:history="1">
+      <w:hyperlink r:id="rId24" w:history="1">
         <w:r>
           <w:rPr>
             <w:rStyle w:val="Hyperlink"/>
@@ -5821,7 +5850,7 @@
         </w:rPr>
         <w:t xml:space="preserve">Authors are invited to submit their manuscripts in English before the deadline via CMT Platform – Link “Submit Papers” on this website (Manuscripts should be sent via email: </w:t>
       </w:r>
-      <w:hyperlink r:id="rId26" w:history="1">
+      <w:hyperlink r:id="rId25" w:history="1">
         <w:r>
           <w:rPr>
             <w:rStyle w:val="Hyperlink"/>
@@ -6141,7 +6170,22 @@
     <w:p>
       <w:r>
         <w:lastRenderedPageBreak/>
-        <w:t>SEDBM 2025 Registration Policy:</w:t>
+        <w:t xml:space="preserve">SEDBM </w:t>
+      </w:r>
+      <w:r>
+        <w:rPr>
+          <w:highlight w:val="yellow"/>
+        </w:rPr>
+        <w:t>202</w:t>
+      </w:r>
+      <w:r>
+        <w:rPr>
+          <w:highlight w:val="yellow"/>
+        </w:rPr>
+        <w:t>6</w:t>
+      </w:r>
+      <w:r>
+        <w:t xml:space="preserve"> Registration Policy:</w:t>
       </w:r>
     </w:p>
     <w:p>
@@ -6167,11 +6211,52 @@
         <w:rPr>
           <w:rFonts w:ascii="Times New Roman" w:eastAsia="Times New Roman" w:hAnsi="Times New Roman" w:cs="Times New Roman"/>
         </w:rPr>
-        <w:t xml:space="preserve"> pages only, additional pages shall be charge extra ( </w:t>
-      </w:r>
-      <w:r>
-        <w:rPr>
-          <w:rFonts w:ascii="Times New Roman" w:eastAsia="Times New Roman" w:hAnsi="Times New Roman" w:cs="Times New Roman"/>
+        <w:t xml:space="preserve"> pages only, additional pages shall be charge</w:t>
+      </w:r>
+      <w:r>
+        <w:rPr>
+          <w:rFonts w:ascii="Times New Roman" w:eastAsia="Times New Roman" w:hAnsi="Times New Roman" w:cs="Times New Roman"/>
+        </w:rPr>
+        <w:t>d</w:t>
+      </w:r>
+      <w:r>
+        <w:rPr>
+          <w:rFonts w:ascii="Times New Roman" w:eastAsia="Times New Roman" w:hAnsi="Times New Roman" w:cs="Times New Roman"/>
+        </w:rPr>
+        <w:t xml:space="preserve"> </w:t>
+      </w:r>
+      <w:r>
+        <w:rPr>
+          <w:rFonts w:ascii="Times New Roman" w:eastAsia="Times New Roman" w:hAnsi="Times New Roman" w:cs="Times New Roman"/>
+          <w:highlight w:val="yellow"/>
+        </w:rPr>
+        <w:t xml:space="preserve">an </w:t>
+      </w:r>
+      <w:r>
+        <w:rPr>
+          <w:rFonts w:ascii="Times New Roman" w:eastAsia="Times New Roman" w:hAnsi="Times New Roman" w:cs="Times New Roman"/>
+          <w:highlight w:val="yellow"/>
+        </w:rPr>
+        <w:t>extra</w:t>
+      </w:r>
+      <w:r>
+        <w:rPr>
+          <w:rFonts w:ascii="Times New Roman" w:eastAsia="Times New Roman" w:hAnsi="Times New Roman" w:cs="Times New Roman"/>
+          <w:highlight w:val="yellow"/>
+        </w:rPr>
+        <w:t xml:space="preserve"> fee of</w:t>
+      </w:r>
+      <w:r>
+        <w:rPr>
+          <w:rFonts w:ascii="Times New Roman" w:eastAsia="Times New Roman" w:hAnsi="Times New Roman" w:cs="Times New Roman"/>
+          <w:highlight w:val="yellow"/>
+        </w:rPr>
+        <w:t xml:space="preserve"> </w:t>
+      </w:r>
+      <w:r>
+        <w:rPr>
+          <w:rFonts w:ascii="Times New Roman" w:eastAsia="Times New Roman" w:hAnsi="Times New Roman" w:cs="Times New Roman"/>
+          <w:highlight w:val="yellow"/>
         </w:rPr>
         <w:t>500.000 VND</w:t>
       </w:r>
@@ -6179,14 +6264,60 @@
         <w:rPr>
           <w:rFonts w:ascii="Times New Roman" w:eastAsia="Times New Roman" w:hAnsi="Times New Roman" w:cs="Times New Roman"/>
         </w:rPr>
-        <w:t>) per page up to a maximum of 15 pages only.</w:t>
+        <w:t xml:space="preserve"> per page up to a maximum of 15 pages only.</w:t>
       </w:r>
       <w:r>
         <w:rPr>
           <w:rFonts w:ascii="Times New Roman" w:eastAsia="Times New Roman" w:hAnsi="Times New Roman" w:cs="Times New Roman"/>
         </w:rPr>
         <w:br/>
-        <w:t>In case of co-author want to attend the conference than its advisable to register well in advance instead of the spot registration request.</w:t>
+        <w:t xml:space="preserve">In case of co-author </w:t>
+      </w:r>
+      <w:r>
+        <w:rPr>
+          <w:rFonts w:ascii="Times New Roman" w:eastAsia="Times New Roman" w:hAnsi="Times New Roman" w:cs="Times New Roman"/>
+          <w:highlight w:val="yellow"/>
+        </w:rPr>
+        <w:t>w</w:t>
+      </w:r>
+      <w:r>
+        <w:rPr>
+          <w:rFonts w:ascii="Times New Roman" w:eastAsia="Times New Roman" w:hAnsi="Times New Roman" w:cs="Times New Roman"/>
+          <w:highlight w:val="yellow"/>
+        </w:rPr>
+        <w:t>ish</w:t>
+      </w:r>
+      <w:r>
+        <w:rPr>
+          <w:rFonts w:ascii="Times New Roman" w:eastAsia="Times New Roman" w:hAnsi="Times New Roman" w:cs="Times New Roman"/>
+        </w:rPr>
+        <w:t xml:space="preserve"> to attend the conference</w:t>
+      </w:r>
+      <w:r>
+        <w:rPr>
+          <w:rFonts w:ascii="Times New Roman" w:eastAsia="Times New Roman" w:hAnsi="Times New Roman" w:cs="Times New Roman"/>
+        </w:rPr>
+        <w:t>,</w:t>
+      </w:r>
+      <w:r>
+        <w:rPr>
+          <w:rFonts w:ascii="Times New Roman" w:eastAsia="Times New Roman" w:hAnsi="Times New Roman" w:cs="Times New Roman"/>
+        </w:rPr>
+        <w:t xml:space="preserve"> </w:t>
+      </w:r>
+      <w:r>
+        <w:rPr>
+          <w:rFonts w:ascii="Times New Roman" w:eastAsia="Times New Roman" w:hAnsi="Times New Roman" w:cs="Times New Roman"/>
+          <w:highlight w:val="yellow"/>
+        </w:rPr>
+        <w:t>they are advised to register in advance rather than requesting on-site registration</w:t>
+      </w:r>
+      <w:r>
+        <w:rPr>
+          <w:rFonts w:ascii="Times New Roman" w:eastAsia="Times New Roman" w:hAnsi="Times New Roman" w:cs="Times New Roman"/>
+          <w:highlight w:val="yellow"/>
+        </w:rPr>
+        <w:t>.</w:t>
       </w:r>
     </w:p>
     <w:p>
@@ -6307,14 +6438,7 @@
         <w:rPr>
           <w:rFonts w:ascii="Times New Roman" w:eastAsia="Times New Roman" w:hAnsi="Times New Roman" w:cs="Times New Roman"/>
         </w:rPr>
-        <w:t xml:space="preserve">Admission to </w:t>
-      </w:r>
-      <w:r>
-        <w:rPr>
-          <w:rFonts w:ascii="Times New Roman" w:eastAsia="Times New Roman" w:hAnsi="Times New Roman" w:cs="Times New Roman"/>
-          <w:lang w:val="vi-VN"/>
-        </w:rPr>
-        <w:t>Science</w:t>
+        <w:t xml:space="preserve">Admission </w:t>
       </w:r>
     </w:p>
     <w:p>
@@ -6431,7 +6555,19 @@
         <w:t>t</w:t>
       </w:r>
       <w:r>
-        <w:t xml:space="preserve"> Date</w:t>
+        <w:t xml:space="preserve"> </w:t>
+      </w:r>
+      <w:r>
+        <w:rPr>
+          <w:highlight w:val="yellow"/>
+        </w:rPr>
+        <w:t>Date</w:t>
+      </w:r>
+      <w:r>
+        <w:rPr>
+          <w:highlight w:val="yellow"/>
+        </w:rPr>
+        <w:t>s</w:t>
       </w:r>
     </w:p>
     <w:p>
@@ -6502,7 +6638,20 @@
         <w:rPr>
           <w:shd w:val="clear" w:color="auto" w:fill="FFFFFF"/>
         </w:rPr>
-        <w:t>Notification of Acceptance/Rejection September 20</w:t>
+        <w:t>Notification of Acceptance/Rejection</w:t>
+      </w:r>
+      <w:r>
+        <w:rPr>
+          <w:highlight w:val="yellow"/>
+          <w:shd w:val="clear" w:color="auto" w:fill="FFFFFF"/>
+        </w:rPr>
+        <w:t>:</w:t>
+      </w:r>
+      <w:r>
+        <w:rPr>
+          <w:shd w:val="clear" w:color="auto" w:fill="FFFFFF"/>
+        </w:rPr>
+        <w:t xml:space="preserve"> September 20</w:t>
       </w:r>
       <w:r>
         <w:rPr>
@@ -6789,7 +6938,7 @@
                     </pic:cNvPicPr>
                   </pic:nvPicPr>
                   <pic:blipFill>
-                    <a:blip r:embed="rId27" cstate="print">
+                    <a:blip r:embed="rId26" cstate="print">
                       <a:extLst>
                         <a:ext uri="{28A0092B-C50C-407E-A947-70E740481C1C}">
                           <a14:useLocalDpi xmlns:a14="http://schemas.microsoft.com/office/drawing/2010/main" val="0"/>
@@ -7008,24 +7157,28 @@
       <w:r>
         <w:rPr>
           <w:rFonts w:ascii="Times New Roman" w:hAnsi="Times New Roman" w:cs="Times New Roman"/>
+          <w:highlight w:val="yellow"/>
         </w:rPr>
         <w:t xml:space="preserve">58, Le Van Hien, </w:t>
       </w:r>
       <w:r>
         <w:rPr>
           <w:rFonts w:ascii="Times New Roman" w:hAnsi="Times New Roman" w:cs="Times New Roman"/>
+          <w:highlight w:val="yellow"/>
         </w:rPr>
         <w:t>Dong Ngac</w:t>
       </w:r>
       <w:r>
         <w:rPr>
           <w:rFonts w:ascii="Times New Roman" w:hAnsi="Times New Roman" w:cs="Times New Roman"/>
+          <w:highlight w:val="yellow"/>
         </w:rPr>
         <w:t>, Hanoi</w:t>
       </w:r>
       <w:r>
         <w:rPr>
           <w:rFonts w:ascii="Times New Roman" w:hAnsi="Times New Roman" w:cs="Times New Roman"/>
+          <w:highlight w:val="yellow"/>
         </w:rPr>
         <w:t xml:space="preserve"> or Hoa Lac High – Tech industry Campus</w:t>
       </w:r>
@@ -7054,7 +7207,7 @@
                     </pic:cNvPicPr>
                   </pic:nvPicPr>
                   <pic:blipFill>
-                    <a:blip r:embed="rId28" cstate="print">
+                    <a:blip r:embed="rId27" cstate="print">
                       <a:extLst>
                         <a:ext uri="{28A0092B-C50C-407E-A947-70E740481C1C}">
                           <a14:useLocalDpi xmlns:a14="http://schemas.microsoft.com/office/drawing/2010/main" val="0"/>
@@ -7110,7 +7263,7 @@
                     </pic:cNvPicPr>
                   </pic:nvPicPr>
                   <pic:blipFill>
-                    <a:blip r:embed="rId29" cstate="print">
+                    <a:blip r:embed="rId28" cstate="print">
                       <a:extLst>
                         <a:ext uri="{28A0092B-C50C-407E-A947-70E740481C1C}">
                           <a14:useLocalDpi xmlns:a14="http://schemas.microsoft.com/office/drawing/2010/main" val="0"/>
@@ -7164,7 +7317,7 @@
                     </pic:cNvPicPr>
                   </pic:nvPicPr>
                   <pic:blipFill>
-                    <a:blip r:embed="rId30">
+                    <a:blip r:embed="rId29">
                       <a:extLst>
                         <a:ext uri="{28A0092B-C50C-407E-A947-70E740481C1C}">
                           <a14:useLocalDpi xmlns:a14="http://schemas.microsoft.com/office/drawing/2010/main" val="0"/>
@@ -7220,7 +7373,7 @@
                     </pic:cNvPicPr>
                   </pic:nvPicPr>
                   <pic:blipFill>
-                    <a:blip r:embed="rId31">
+                    <a:blip r:embed="rId30">
                       <a:extLst>
                         <a:ext uri="{28A0092B-C50C-407E-A947-70E740481C1C}">
                           <a14:useLocalDpi xmlns:a14="http://schemas.microsoft.com/office/drawing/2010/main" val="0"/>
@@ -7316,7 +7469,7 @@
                     </pic:cNvPicPr>
                   </pic:nvPicPr>
                   <pic:blipFill>
-                    <a:blip r:embed="rId32">
+                    <a:blip r:embed="rId31">
                       <a:extLst>
                         <a:ext uri="{28A0092B-C50C-407E-A947-70E740481C1C}">
                           <a14:useLocalDpi xmlns:a14="http://schemas.microsoft.com/office/drawing/2010/main" val="0"/>
@@ -7366,7 +7519,7 @@
       </w:r>
     </w:p>
     <w:p>
-      <w:hyperlink r:id="rId33" w:history="1">
+      <w:hyperlink r:id="rId32" w:history="1">
         <w:r>
           <w:rPr>
             <w:rStyle w:val="Hyperlink"/>
@@ -7415,7 +7568,7 @@
                     </pic:cNvPicPr>
                   </pic:nvPicPr>
                   <pic:blipFill>
-                    <a:blip r:embed="rId34">
+                    <a:blip r:embed="rId33">
                       <a:extLst>
                         <a:ext uri="{28A0092B-C50C-407E-A947-70E740481C1C}">
                           <a14:useLocalDpi xmlns:a14="http://schemas.microsoft.com/office/drawing/2010/main" val="0"/>
@@ -7448,7 +7601,7 @@
       </w:r>
     </w:p>
     <w:p>
-      <w:hyperlink r:id="rId35" w:history="1">
+      <w:hyperlink r:id="rId34" w:history="1">
         <w:r>
           <w:rPr>
             <w:rStyle w:val="Hyperlink"/>
@@ -7489,7 +7642,7 @@
           <w:noProof/>
         </w:rPr>
         <w:drawing>
-          <wp:inline distT="0" distB="0" distL="0" distR="0" wp14:anchorId="11EAFAEC" wp14:editId="2C09051A">
+          <wp:inline distT="0" distB="0" distL="0" distR="0" wp14:anchorId="11EAFAEC" wp14:editId="42BAC524">
             <wp:extent cx="4311752" cy="2400300"/>
             <wp:effectExtent l="0" t="0" r="0" b="0"/>
             <wp:docPr id="1450679955" name="Picture 4" descr="Duong Lam ancient village private day trip from Hanoi | localvietnam"/>
@@ -7506,7 +7659,7 @@
                     </pic:cNvPicPr>
                   </pic:nvPicPr>
                   <pic:blipFill>
-                    <a:blip r:embed="rId36" cstate="print">
+                    <a:blip r:embed="rId35" cstate="print">
                       <a:extLst>
                         <a:ext uri="{28A0092B-C50C-407E-A947-70E740481C1C}">
                           <a14:useLocalDpi xmlns:a14="http://schemas.microsoft.com/office/drawing/2010/main" val="0"/>
@@ -7637,7 +7790,7 @@
                     </pic:cNvPicPr>
                   </pic:nvPicPr>
                   <pic:blipFill>
-                    <a:blip r:embed="rId37">
+                    <a:blip r:embed="rId36">
                       <a:extLst>
                         <a:ext uri="{28A0092B-C50C-407E-A947-70E740481C1C}">
                           <a14:useLocalDpi xmlns:a14="http://schemas.microsoft.com/office/drawing/2010/main" val="0"/>
@@ -7712,7 +7865,7 @@
                     </pic:cNvPicPr>
                   </pic:nvPicPr>
                   <pic:blipFill>
-                    <a:blip r:embed="rId38">
+                    <a:blip r:embed="rId37">
                       <a:extLst>
                         <a:ext uri="{28A0092B-C50C-407E-A947-70E740481C1C}">
                           <a14:useLocalDpi xmlns:a14="http://schemas.microsoft.com/office/drawing/2010/main" val="0"/>
@@ -7768,7 +7921,7 @@
                     </pic:cNvPicPr>
                   </pic:nvPicPr>
                   <pic:blipFill>
-                    <a:blip r:embed="rId39">
+                    <a:blip r:embed="rId38">
                       <a:extLst>
                         <a:ext uri="{28A0092B-C50C-407E-A947-70E740481C1C}">
                           <a14:useLocalDpi xmlns:a14="http://schemas.microsoft.com/office/drawing/2010/main" val="0"/>
@@ -7838,7 +7991,7 @@
                     </pic:cNvPicPr>
                   </pic:nvPicPr>
                   <pic:blipFill>
-                    <a:blip r:embed="rId40">
+                    <a:blip r:embed="rId39">
                       <a:extLst>
                         <a:ext uri="{28A0092B-C50C-407E-A947-70E740481C1C}">
                           <a14:useLocalDpi xmlns:a14="http://schemas.microsoft.com/office/drawing/2010/main" val="0"/>
@@ -7922,7 +8075,7 @@
         </w:rPr>
         <w:t xml:space="preserve">mail: </w:t>
       </w:r>
-      <w:hyperlink r:id="rId41" w:history="1">
+      <w:hyperlink r:id="rId40" w:history="1">
         <w:r>
           <w:rPr>
             <w:rStyle w:val="Hyperlink"/>
@@ -8148,7 +8301,7 @@
               </w:rPr>
               <w:t xml:space="preserve">- Website : </w:t>
             </w:r>
-            <w:hyperlink r:id="rId42" w:history="1">
+            <w:hyperlink r:id="rId41" w:history="1">
               <w:r>
                 <w:rPr>
                   <w:rStyle w:val="Hyperlink"/>
@@ -8179,7 +8332,7 @@
             <w:r>
               <w:t>The </w:t>
             </w:r>
-            <w:hyperlink r:id="rId43" w:history="1">
+            <w:hyperlink r:id="rId42" w:history="1">
               <w:r>
                 <w:rPr>
                   <w:rStyle w:val="Hyperlink"/>
@@ -8240,7 +8393,7 @@
         </w:rPr>
         <w:t xml:space="preserve"> phần footer của website. Tham khảo website của hội thảo năm 2025: </w:t>
       </w:r>
-      <w:hyperlink r:id="rId44" w:history="1">
+      <w:hyperlink r:id="rId43" w:history="1">
         <w:r>
           <w:rPr>
             <w:rStyle w:val="Hyperlink"/>
